--- a/Docs/CUSTOM_CHANGE & TAGS/custom-code-tagging-convention.docx
+++ b/Docs/CUSTOM_CHANGE & TAGS/custom-code-tagging-convention.docx
@@ -258,29 +258,17 @@
           </w:tcPr>
           <w:p>
             <w:pPr>
-              <w:spacing w:after="0" w:line="252" w:lineRule="auto"/>
+              <w:rPr>
+                <w:sz w:val="18"/>
+                <w:szCs w:val="18"/>
+              </w:rPr>
             </w:pPr>
             <w:r>
               <w:rPr>
-                <w:rFonts w:eastAsia="Aptos"/>
                 <w:sz w:val="18"/>
+                <w:szCs w:val="18"/>
               </w:rPr>
-              <w:t xml:space="preserve">Put one file-level header at the top. Do not wrap the whole file in </w:t>
-            </w:r>
-            <w:r>
-              <w:rPr>
-                <w:rFonts w:ascii="Consolas" w:eastAsia="Consolas" w:hAnsi="Consolas"/>
-                <w:sz w:val="18"/>
-                <w:shd w:val="clear" w:color="auto" w:fill="EEF0F3"/>
-              </w:rPr>
-              <w:t>START/END</w:t>
-            </w:r>
-            <w:r>
-              <w:rPr>
-                <w:rFonts w:eastAsia="Aptos"/>
-                <w:sz w:val="18"/>
-              </w:rPr>
-              <w:t>.</w:t>
+              <w:t>Prefix the filename with the project’s short prefix and put one CUSTOM FILE [ID] header at the top. Do not wrap the whole file in START/END.</w:t>
             </w:r>
           </w:p>
         </w:tc>
@@ -398,7 +386,7 @@
           <w:rFonts w:ascii="Consolas" w:eastAsia="Consolas" w:hAnsi="Consolas"/>
           <w:sz w:val="17"/>
         </w:rPr>
-        <w:t>**CUSTOM [ID] —** short description **|** See CUSTOM_CHANGES.md#ID</w:t>
+        <w:t>CUSTOM [ID] — short description | See CUSTOM_CHANGES.md#ID</w:t>
       </w:r>
     </w:p>
     <w:p>
@@ -434,7 +422,7 @@
           <w:rFonts w:ascii="Consolas" w:eastAsia="Consolas" w:hAnsi="Consolas"/>
           <w:sz w:val="17"/>
         </w:rPr>
-        <w:t>**Do not put in your name or personal identifier** since it will look less professional **|** mainly if you work with other Devs</w:t>
+        <w:t>Do not put in your name or personal identifier since it will look less professional | mainly if you work with other Devs</w:t>
       </w:r>
     </w:p>
     <w:p>
@@ -471,7 +459,7 @@
           <w:rFonts w:ascii="Consolas" w:eastAsia="Consolas" w:hAnsi="Consolas"/>
           <w:sz w:val="17"/>
         </w:rPr>
-        <w:t>**If you change soemthing in your general convention,** check whether you need to update how "custom code markers" are reference in **CUSTOM_CHANGE.md**</w:t>
+        <w:t>If you change something in your general convention, check whether you need to update how "custom code markers" are reference in CUSTOM_CHANGES.md</w:t>
       </w:r>
     </w:p>
     <w:p>
@@ -528,7 +516,7 @@
           <w:rFonts w:ascii="Consolas" w:eastAsia="Consolas" w:hAnsi="Consolas"/>
           <w:sz w:val="17"/>
         </w:rPr>
-        <w:t xml:space="preserve">You can replace **PR** with your project prefix </w:t>
+        <w:t xml:space="preserve">You can replace PR with your project prefix </w:t>
       </w:r>
       <w:proofErr w:type="gramStart"/>
       <w:r>
@@ -550,6 +538,44 @@
     <w:p>
       <w:pPr>
         <w:pStyle w:val="Heading1"/>
+      </w:pPr>
+      <w:r>
+        <w:t>Custom filename convention</w:t>
+      </w:r>
+    </w:p>
+    <w:p>
+      <w:r>
+        <w:t>Use a short project prefix for brand-new custom files you create and control. The prefix makes those files easy to identify in a theme folder or search results.</w:t>
+      </w:r>
+    </w:p>
+    <w:p>
+      <w:r>
+        <w:t>Format: [project-prefix]-[descriptive-name].[extension]</w:t>
+      </w:r>
+    </w:p>
+    <w:p>
+      <w:r>
+        <w:t>Examples using pwr for PawRoutine: pwr-showcase.liquid, pwr-showcase.css, pwr-showcase.js, pwr-product-price.js. Another project can use its own short prefix.</w:t>
+      </w:r>
+    </w:p>
+    <w:p>
+      <w:r>
+        <w:t>Keep the filename lowercase. Separate words with hyphens, and keep the descriptive name specific to the file’s purpose.</w:t>
+      </w:r>
+    </w:p>
+    <w:p>
+      <w:r>
+        <w:t>Do not rename an existing native theme file just to mark it as modified. Keep its expected filename and use CUSTOM START / CUSTOM END around the changed code. Renaming can break references to a snippet, section, asset, or import. If a prefixed file was derived from a native file, check its origin and references before deciding whether it is truly a new custom file.</w:t>
+      </w:r>
+    </w:p>
+    <w:p>
+      <w:r>
+        <w:t>The filename prefix identifies a custom file; [PR-001] identifies a documented change. Do not normally put the change ID in the filename, since a file may later be involved in several changes. Record its exact path and related IDs in CUSTOM_CHANGES.md.</w:t>
+      </w:r>
+    </w:p>
+    <w:p>
+      <w:pPr>
+        <w:pStyle w:val="Heading1"/>
         <w:spacing w:after="120" w:line="269" w:lineRule="auto"/>
       </w:pPr>
       <w:r>
@@ -557,6 +583,7 @@
           <w:rFonts w:ascii="Aptos" w:eastAsia="Aptos" w:hAnsi="Aptos"/>
           <w:sz w:val="21"/>
         </w:rPr>
+        <w:lastRenderedPageBreak/>
         <w:t>Exact syntax by file type</w:t>
       </w:r>
     </w:p>
@@ -854,7 +881,7 @@
           <w:rFonts w:ascii="Consolas" w:eastAsia="Consolas" w:hAnsi="Consolas"/>
           <w:sz w:val="17"/>
         </w:rPr>
-        <w:t>**{% # CUSTOM [PR-001] —** Short description | See CUSTOM_CHANGES.md#PR-001 %}</w:t>
+        <w:t>{% # CUSTOM [PR-001] — Short description | See CUSTOM_CHANGES.md#PR-001 %}</w:t>
       </w:r>
     </w:p>
     <w:p>
@@ -946,11 +973,7 @@
         <w:ind w:left="173" w:right="173"/>
       </w:pPr>
       <w:r>
-        <w:rPr>
-          <w:rFonts w:ascii="Consolas" w:eastAsia="Consolas" w:hAnsi="Consolas"/>
-          <w:sz w:val="17"/>
-        </w:rPr>
-        <w:t>/* CUSTOM START [PR-001] — short description</w:t>
+        <w:t>/* CUSTOM START [PR-001] — short description */</w:t>
       </w:r>
     </w:p>
     <w:p>
@@ -1201,6 +1224,7 @@
           <w:rFonts w:ascii="Aptos" w:eastAsia="Aptos" w:hAnsi="Aptos"/>
           <w:sz w:val="21"/>
         </w:rPr>
+        <w:lastRenderedPageBreak/>
         <w:t>.js files in assets</w:t>
       </w:r>
     </w:p>
@@ -1995,6 +2019,7 @@
         <w:rPr>
           <w:rFonts w:eastAsia="Aptos"/>
         </w:rPr>
+        <w:lastRenderedPageBreak/>
         <w:t>So use this convention:</w:t>
       </w:r>
     </w:p>
@@ -2957,7 +2982,7 @@
           <w:rFonts w:ascii="Consolas" w:eastAsia="Consolas" w:hAnsi="Consolas"/>
           <w:sz w:val="17"/>
         </w:rPr>
-        <w:t xml:space="preserve">    **/* CUSTOM [PR-001] — short description */**</w:t>
+        <w:t xml:space="preserve">    /* CUSTOM [PR-001] — short description */</w:t>
       </w:r>
     </w:p>
     <w:p>
@@ -3325,7 +3350,7 @@
           <w:rFonts w:ascii="Consolas" w:eastAsia="Consolas" w:hAnsi="Consolas"/>
           <w:sz w:val="17"/>
         </w:rPr>
-        <w:t xml:space="preserve">      **/* CUSTOM [PR-001] — short description */**</w:t>
+        <w:t xml:space="preserve">      /* CUSTOM [PR-001] — short description */</w:t>
       </w:r>
     </w:p>
     <w:p>
@@ -3484,6 +3509,7 @@
         <w:rPr>
           <w:rFonts w:eastAsia="Aptos"/>
         </w:rPr>
+        <w:lastRenderedPageBreak/>
         <w:t>But do not overuse comments inside schema. Schema is configuration, not documentation.</w:t>
       </w:r>
     </w:p>
@@ -3750,7 +3776,7 @@
           <w:rFonts w:ascii="Consolas" w:eastAsia="Consolas" w:hAnsi="Consolas"/>
           <w:sz w:val="17"/>
         </w:rPr>
-        <w:t xml:space="preserve"> </w:t>
+        <w:t>Files changed:</w:t>
       </w:r>
     </w:p>
     <w:p>
@@ -3768,7 +3794,7 @@
           <w:rFonts w:ascii="Consolas" w:eastAsia="Consolas" w:hAnsi="Consolas"/>
           <w:sz w:val="17"/>
         </w:rPr>
-        <w:t>Files changed:</w:t>
+        <w:t>- templates/collection.json</w:t>
       </w:r>
     </w:p>
     <w:p>
@@ -3786,7 +3812,7 @@
           <w:rFonts w:ascii="Consolas" w:eastAsia="Consolas" w:hAnsi="Consolas"/>
           <w:sz w:val="17"/>
         </w:rPr>
-        <w:t>- templates/collection.json</w:t>
+        <w:t>- sections/main-collection-product-grid.liquid</w:t>
       </w:r>
     </w:p>
     <w:p>
@@ -3800,11 +3826,7 @@
         <w:ind w:left="173" w:right="173"/>
       </w:pPr>
       <w:r>
-        <w:rPr>
-          <w:rFonts w:ascii="Consolas" w:eastAsia="Consolas" w:hAnsi="Consolas"/>
-          <w:sz w:val="17"/>
-        </w:rPr>
-        <w:t>- sections/main-collection-product-grid.liquid</w:t>
+        <w:t>- snippets/pwr-product-card-slider.liquid</w:t>
       </w:r>
     </w:p>
     <w:p>
@@ -3818,11 +3840,7 @@
         <w:ind w:left="173" w:right="173"/>
       </w:pPr>
       <w:r>
-        <w:rPr>
-          <w:rFonts w:ascii="Consolas" w:eastAsia="Consolas" w:hAnsi="Consolas"/>
-          <w:sz w:val="17"/>
-        </w:rPr>
-        <w:t>- snippets/custom-product-card-slider.liquid</w:t>
+        <w:t>- assets/pwr-product-card-slider.css</w:t>
       </w:r>
     </w:p>
     <w:p>
@@ -3836,47 +3854,7 @@
         <w:ind w:left="173" w:right="173"/>
       </w:pPr>
       <w:r>
-        <w:rPr>
-          <w:rFonts w:ascii="Consolas" w:eastAsia="Consolas" w:hAnsi="Consolas"/>
-          <w:sz w:val="17"/>
-        </w:rPr>
-        <w:t>- assets/custom-product-card-slider.css</w:t>
-      </w:r>
-    </w:p>
-    <w:p>
-      <w:pPr>
-        <w:pBdr>
-          <w:left w:val="single" w:sz="4" w:space="4" w:color="D1D5DB"/>
-          <w:right w:val="single" w:sz="4" w:space="4" w:color="D1D5DB"/>
-        </w:pBdr>
-        <w:shd w:val="clear" w:color="auto" w:fill="F3F4F6"/>
-        <w:spacing w:after="0" w:line="240" w:lineRule="auto"/>
-        <w:ind w:left="173" w:right="173"/>
-      </w:pPr>
-      <w:r>
-        <w:rPr>
-          <w:rFonts w:ascii="Consolas" w:eastAsia="Consolas" w:hAnsi="Consolas"/>
-          <w:sz w:val="17"/>
-        </w:rPr>
-        <w:t>- assets/custom-product-card-slider.js</w:t>
-      </w:r>
-    </w:p>
-    <w:p>
-      <w:pPr>
-        <w:pBdr>
-          <w:left w:val="single" w:sz="4" w:space="4" w:color="D1D5DB"/>
-          <w:right w:val="single" w:sz="4" w:space="4" w:color="D1D5DB"/>
-        </w:pBdr>
-        <w:shd w:val="clear" w:color="auto" w:fill="F3F4F6"/>
-        <w:spacing w:after="0" w:line="240" w:lineRule="auto"/>
-        <w:ind w:left="173" w:right="173"/>
-      </w:pPr>
-      <w:r>
-        <w:rPr>
-          <w:rFonts w:ascii="Consolas" w:eastAsia="Consolas" w:hAnsi="Consolas"/>
-          <w:sz w:val="17"/>
-        </w:rPr>
-        <w:t xml:space="preserve"> </w:t>
+        <w:t>- assets/pwr-product-card-slider.js</w:t>
       </w:r>
     </w:p>
     <w:p>
@@ -3930,7 +3908,7 @@
     <w:sectPr>
       <w:footerReference w:type="default" r:id="rId8"/>
       <w:pgSz w:w="12240" w:h="15840"/>
-      <w:pgMar w:top="792" w:right="893" w:bottom="792" w:left="893" w:header="720" w:footer="720" w:gutter="0"/>
+      <w:pgMar w:top="792" w:right="893" w:bottom="648" w:left="893" w:header="720" w:footer="720" w:gutter="0"/>
       <w:cols w:space="720"/>
       <w:docGrid w:linePitch="360"/>
     </w:sectPr>
